--- a/discharged_secrets_ijcip/output/Submission_Checklist_DataPolicy.docx
+++ b/discharged_secrets_ijcip/output/Submission_Checklist_DataPolicy.docx
@@ -375,7 +375,7 @@
                 <w:rFonts w:ascii="Arial" w:hAnsi="Arial"/>
                 <w:sz w:val="16"/>
               </w:rPr>
-              <w:t>213 words</w:t>
+              <w:t>214 words</w:t>
             </w:r>
           </w:p>
         </w:tc>
@@ -1017,7 +1017,7 @@
                 <w:rFonts w:ascii="Arial" w:hAnsi="Arial"/>
                 <w:sz w:val="16"/>
               </w:rPr>
-              <w:t>Main-text word count (excl. references): 2491</w:t>
+              <w:t>Main-text word count (excl. references): 2495</w:t>
             </w:r>
           </w:p>
         </w:tc>
